--- a/india_monitor_data/rag/documents/Strike_Intelligence/Natural Disaster - Severe Weather_Pattern_Analysis.docx
+++ b/india_monitor_data/rag/documents/Strike_Intelligence/Natural Disaster - Severe Weather_Pattern_Analysis.docx
@@ -13,7 +13,7 @@
     </w:p>
     <w:p>
       <w:r>
-        <w:t>Report Generated: 2026-09-08 14:22:30</w:t>
+        <w:t>Report Generated: 2026-09-09 16:49:46</w:t>
       </w:r>
     </w:p>
     <w:p>
@@ -23,7 +23,7 @@
     </w:p>
     <w:p>
       <w:r>
-        <w:t>Total Sector Incidents Analyzed: 72</w:t>
+        <w:t>Total Sector Incidents Analyzed: 100</w:t>
       </w:r>
     </w:p>
     <w:p>
@@ -49,27 +49,37 @@
     </w:p>
     <w:p>
       <w:r>
-        <w:t>• Global: 42 recorded incident(s)</w:t>
+        <w:t>• Global: 56 recorded incident(s)</w:t>
       </w:r>
     </w:p>
     <w:p>
       <w:r>
-        <w:t>• France: 7 recorded incident(s)</w:t>
+        <w:t>• France: 9 recorded incident(s)</w:t>
       </w:r>
     </w:p>
     <w:p>
       <w:r>
-        <w:t>• China: 6 recorded incident(s)</w:t>
+        <w:t>• China: 7 recorded incident(s)</w:t>
       </w:r>
     </w:p>
     <w:p>
       <w:r>
-        <w:t>• Panama Canal: 3 recorded incident(s)</w:t>
+        <w:t>• Panama Canal: 5 recorded incident(s)</w:t>
       </w:r>
     </w:p>
     <w:p>
       <w:r>
-        <w:t>• Japan: 3 recorded incident(s)</w:t>
+        <w:t>• Port of New York: 5 recorded incident(s)</w:t>
+      </w:r>
+    </w:p>
+    <w:p>
+      <w:r>
+        <w:t>• Japan: 4 recorded incident(s)</w:t>
+      </w:r>
+    </w:p>
+    <w:p>
+      <w:r>
+        <w:t>• Port of Shanghai: 3 recorded incident(s)</w:t>
       </w:r>
     </w:p>
     <w:p>
@@ -79,22 +89,12 @@
     </w:p>
     <w:p>
       <w:r>
-        <w:t>• Port of New York: 3 recorded incident(s)</w:t>
+        <w:t>• United States: 2 recorded incident(s)</w:t>
       </w:r>
     </w:p>
     <w:p>
       <w:r>
         <w:t>• Mississippi River: 2 recorded incident(s)</w:t>
-      </w:r>
-    </w:p>
-    <w:p>
-      <w:r>
-        <w:t>• Spain: 1 recorded incident(s)</w:t>
-      </w:r>
-    </w:p>
-    <w:p>
-      <w:r>
-        <w:t>• Port of Shanghai: 1 recorded incident(s)</w:t>
       </w:r>
     </w:p>
     <w:p>
@@ -110,7 +110,7 @@
         <w:rPr>
           <w:b/>
         </w:rPr>
-        <w:t>Case #1: Mangaluru–Bengaluru Trains Halted by Landslide, No Restoration Timeline Confirmed - Travelers Today</w:t>
+        <w:t>Case #1: Typhoon Dolphin likely to make landfall in eastern China; Shanghai, Zhejiang, Fujian activate typhoon emergency responses: media - globaltimes.cn</w:t>
         <w:br/>
       </w:r>
       <w:r>
@@ -123,7 +123,7 @@
         <w:rPr>
           <w:b/>
         </w:rPr>
-        <w:t>Case #2: Wildfires overwhelm exhausted firefighters in France and Spain - The Straits Times</w:t>
+        <w:t>Case #2: Flood disrupting travel to Heathrow Airport was caused by burst main - The Irish News</w:t>
         <w:br/>
       </w:r>
       <w:r>
@@ -136,7 +136,7 @@
         <w:rPr>
           <w:b/>
         </w:rPr>
-        <w:t>Case #3: Wildfire Leaves Amtrak Silver Meteor Stranded 20+ Hours in North Florida - Nomad Lawyer</w:t>
+        <w:t>Case #3: Panama Canal Postpones Neopanamax Draft Cut to October Amid Severe Drought - News and Statistics - indexbox.io</w:t>
         <w:br/>
       </w:r>
       <w:r>
@@ -149,7 +149,7 @@
         <w:rPr>
           <w:b/>
         </w:rPr>
-        <w:t>Case #4: France And Spain Wildfires: More Than 250,000 People Are Forced To Flee Homes - Deccan Chronicle</w:t>
+        <w:t>Case #4: French authorities say 220,000 now evacuated from biggest forest fire - newindianexpress.com</w:t>
         <w:br/>
       </w:r>
       <w:r>
@@ -162,7 +162,7 @@
         <w:rPr>
           <w:b/>
         </w:rPr>
-        <w:t>Case #5: French authorities say 220,000 now evacuated from biggest forest fire - The New Indian Express</w:t>
+        <w:t>Case #5: Typhoon Dolphin likely to make landfall in eastern China; Shanghai, Zhejiang, Fujian activate typhoon emergency responses: media - Global Times</w:t>
         <w:br/>
       </w:r>
       <w:r>
@@ -175,7 +175,7 @@
         <w:rPr>
           <w:b/>
         </w:rPr>
-        <w:t>Case #6: France evacuates over 220,000 people as forest fire rages near Bordeaux - turkiyetoday.com</w:t>
+        <w:t>Case #6: France And Spain Wildfires: More Than 250,000 People Are Forced To Flee Homes - deccanchronicle.com</w:t>
         <w:br/>
       </w:r>
       <w:r>
@@ -188,7 +188,7 @@
         <w:rPr>
           <w:b/>
         </w:rPr>
-        <w:t>Case #7: Record low water levels on the Mississippi River in 2022 show how climate change is altering large rivers - theconversation.com</w:t>
+        <w:t>Case #7: Low Water Levels Not Just a Concern on the US River System - DTN Progressive Farmer</w:t>
         <w:br/>
       </w:r>
       <w:r>
@@ -201,7 +201,7 @@
         <w:rPr>
           <w:b/>
         </w:rPr>
-        <w:t>Case #8: Low water levels in rivers and Panama Canal impact logistics - Automotive Logistics</w:t>
+        <w:t>Case #8: Snowstorm Elli leaves truck drivers stuck across Germany - Trans.INFO</w:t>
         <w:br/>
       </w:r>
       <w:r>
@@ -214,7 +214,7 @@
         <w:rPr>
           <w:b/>
         </w:rPr>
-        <w:t>Case #9: Heavy snow forecast brings travel disruption risk to NY and NJ - FTN news</w:t>
+        <w:t>Case #9: Volcanic Ash Brings Indonesia’s Air Travel to a Standstill, Grounding 3,000 Flights - Canadian Travel News</w:t>
         <w:br/>
       </w:r>
       <w:r>
@@ -227,7 +227,7 @@
         <w:rPr>
           <w:b/>
         </w:rPr>
-        <w:t>Case #10: Anak Krakatau eruption cancels 209 Soekarno-Hatta flights: InJourney - ANTARA News</w:t>
+        <w:t>Case #10: News Volcanic ash disrupts operations at Indonesian airports - The Loadstar</w:t>
         <w:br/>
       </w:r>
       <w:r>
